--- a/tillsyn/A 38648-2025 tillsynsbegäran.docx
+++ b/tillsyn/A 38648-2025 tillsynsbegäran.docx
@@ -986,7 +986,7 @@
     <w:r>
       <w:tab/>
       <w:tab/>
-      <w:t>2026-06-28</w:t>
+      <w:t>2026-06-29</w:t>
       <w:br/>
       <w:br/>
     </w:r>

--- a/tillsyn/A 38648-2025 tillsynsbegäran.docx
+++ b/tillsyn/A 38648-2025 tillsynsbegäran.docx
@@ -60,12 +60,12 @@
         <w:spacing w:after="240"/>
       </w:pPr>
       <w:r>
-        <w:t>Figur 1. Fyndplatser för naturvårdsarter i och inom 13 meter från avverkningsanmälan. Markörer utan svart kant är placerade på fyndplatsen. Markörer med svart kant är placerade vid sidan av fyndplatsen har ett svart streck som visar fyndplatsens exakta position. Kartans mittpunktskoordinat är N 6825254, E 488368 i SWEREF 99 TM.</w:t>
+        <w:t>Figur 1. Fyndplatser för naturvårdsarter i och inom 23 meter från avverkningsanmälan. Markörer utan svart kant är placerade på fyndplatsen. Markörer med svart kant är placerade vid sidan av fyndplatsen har ett svart streck som visar fyndplatsens exakta position. Kartans mittpunktskoordinat är N 6825254, E 488368 i SWEREF 99 TM.</w:t>
       </w:r>
     </w:p>
     <w:p>
       <w:r>
-        <w:t>I och inom 13 meter från avverkningsanmälan finns fynd av 9 naturvårdsarter, varav 9 är rödlistade, 1 är fridlyst och 8 är typiska (T): garnlav (VU, T), dropptaggsvamp (NT, T), dvärgbägarlav (NT, T), kolflarnlav (NT, T), mörk kolflarnlav (NT), tallticka (NT, T), tretåig hackspett (NT, T, §4), vedskivlav (NT, T) och violettgrå tagellav (NT, T). Se Figur 1.</w:t>
+        <w:t>I och inom 23 meter från avverkningsanmälan finns fynd av 15 naturvårdsarter, varav 11 är rödlistade, 3 är fridlysta, 11 är typiska (T) och 2 är signalarter (S): garnlav (VU, T), blanksvart spiklav (NT), dropptaggsvamp (NT, T), dvärgbägarlav (NT, T), kolflarnlav (NT, T), mörk kolflarnlav (NT), tallticka (NT, T), tretåig hackspett (NT, T, §4), vedflamlav (NT), vedskivlav (NT, T), violettgrå tagellav (NT, T), mindre märgborre (S, T), stuplav (S, T), spillkråka (T, §4) och fläcknycklar (§8). Se Figur 1.</w:t>
       </w:r>
     </w:p>
     <w:p>
@@ -138,6 +138,17 @@
         <w:rPr>
           <w:b/>
         </w:rPr>
+        <w:t>Blanksvart spiklav (NT)</w:t>
+      </w:r>
+      <w:r>
+        <w:t xml:space="preserve"> förekommer på torr, hård, gammal kärnved men även på äldre ytved av tall i naturskogsartade bestånd med begränsad brandpåverkan och ostörd hydrologi. Skogsbruksåtgärder på eller i närheten av lokaler med blanksvart spiklav utgör ett hot. Naturskogsartade öppna tall- och barrblandskogar med blanksvart spiklav indikerar höga biologiska värden och bör bevaras (SLU Artdatabanken, 2024).</w:t>
+      </w:r>
+    </w:p>
+    <w:p>
+      <w:r>
+        <w:rPr>
+          <w:b/>
+        </w:rPr>
         <w:t>Dropptaggsvamp (NT)</w:t>
       </w:r>
       <w:r>
@@ -267,6 +278,26 @@
         <w:rPr>
           <w:b/>
         </w:rPr>
+        <w:t>Vedflamlav (NT)</w:t>
+      </w:r>
+      <w:r>
+        <w:t xml:space="preserve"> växer på gammal hård och torr, exponerad kärnved av tall, främst på högstubbar i ljusöppna lägen, t.ex. vid och på myrar, sjökanter, i glesa hällmarkskogar och i brandpräglade tallnaturskogar. Substratet nyskapas i begränsad omfattning och arten är en utmärkt indikator på höga naturvärden i denna skogstyp. Tall- och barrblandskogar med naturskogskaraktär och spår av bränder har ofta höga biologiska värden och bör skyddas. På vedflamlavens bål kan den sällsynta spiklaven/parasiten </w:t>
+      </w:r>
+      <w:r>
+        <w:rPr>
+          <w:i/>
+        </w:rPr>
+        <w:t>Calicium ramboldiicola</w:t>
+      </w:r>
+      <w:r>
+        <w:t xml:space="preserve"> (VU) påträffas (SLU Artdatabanken, 2026).</w:t>
+      </w:r>
+    </w:p>
+    <w:p>
+      <w:r>
+        <w:rPr>
+          <w:b/>
+        </w:rPr>
         <w:t>Vedskivlav (NT)</w:t>
       </w:r>
       <w:r>
@@ -300,6 +331,120 @@
       </w:r>
       <w:r>
         <w:t xml:space="preserve"> (SLU Artdatabanken, 2024; Nitare &amp; Skogsstyrelsen, 2019).</w:t>
+      </w:r>
+    </w:p>
+    <w:p>
+      <w:r>
+        <w:rPr>
+          <w:b/>
+        </w:rPr>
+        <w:t>Mindre märgborre</w:t>
+      </w:r>
+      <w:r>
+        <w:t xml:space="preserve"> är en signalart för tallskog med höga naturvärden och betraktas tillsammans med skarptandad barkborre som nyckelarter för ett antal sällsynta åtgärdsprogramsarter som är beroende av deras gångsystem. Bland dessa kan nämnas avlång barkborre (VU), </w:t>
+      </w:r>
+      <w:r>
+        <w:rPr>
+          <w:i/>
+        </w:rPr>
+        <w:t>Corticeus longulus</w:t>
+      </w:r>
+      <w:r>
+        <w:t xml:space="preserve"> (VU), tallgångbagge (VU), cholodkovskys bastborre (NT) och tallbarksvartbagge (NT). Den mindre märgborrens måsvingeliknande gnaggångar är lätta att känna igen och hittas ofta på grova tallgrenar på marken. Rika förekomster av främst mindre märgborre men även skarptandad barkborre är en signal för artrikedom och inventeringar har visat att det är i skogar med en naturlig självgallring som det skapas förutsättningar för dessa arter samt de efterföljande åtgärdsprogramsarterna. Tallskogar med stark förekomst av mindre märgborre och skarptandad barkborre bör avsättas som reservat. Generellt bör hänsyn tas vid slutavverkning av talldominerad skog så att avverkningsrester som gren- och toppdelar lämnas. Mindre märgborre är typisk art för </w:t>
+      </w:r>
+      <w:r>
+        <w:rPr>
+          <w:i/>
+        </w:rPr>
+        <w:t>9060 Åsbarrskog</w:t>
+      </w:r>
+      <w:r>
+        <w:t xml:space="preserve"> (SLU Artdatabanken, 2026; Pettersson, 2014; Hedgren, 2012; Gunnarsson m fl., 1999).</w:t>
+      </w:r>
+    </w:p>
+    <w:p>
+      <w:r>
+        <w:rPr>
+          <w:b/>
+        </w:rPr>
+        <w:t>Stuplav</w:t>
+      </w:r>
+      <w:r>
+        <w:t xml:space="preserve"> är en mycket bra signalart i hela sitt utbredningsområde och förekommer nästan enbart i skogsmiljöer med höga naturvärden. Den indikerar långvarig förekomst av gamla lövträd och miljöer med konstant hög luftfuktighet. I skogar med suboceaniskt klimat finns det en mycket sällsynt parasit, njurlavsknapp </w:t>
+      </w:r>
+      <w:r>
+        <w:rPr>
+          <w:i/>
+        </w:rPr>
+        <w:t>Pletocarpon nephromeum</w:t>
+      </w:r>
+      <w:r>
+        <w:t xml:space="preserve"> (EN), som växer på stuplav. Ytterligare tre sällsynta lavparasiter, </w:t>
+      </w:r>
+      <w:r>
+        <w:rPr>
+          <w:i/>
+        </w:rPr>
+        <w:t>Protounguicularia nephromatis</w:t>
+      </w:r>
+      <w:r>
+        <w:t xml:space="preserve"> (VU), </w:t>
+      </w:r>
+      <w:r>
+        <w:rPr>
+          <w:i/>
+        </w:rPr>
+        <w:t>Refractohilum galligenum</w:t>
+      </w:r>
+      <w:r>
+        <w:t xml:space="preserve"> (NT) och </w:t>
+      </w:r>
+      <w:r>
+        <w:rPr>
+          <w:i/>
+        </w:rPr>
+        <w:t>Roselliniella nephromatis</w:t>
+      </w:r>
+      <w:r>
+        <w:t xml:space="preserve"> (DD), kan också påträffas på stuplav. Stuplav är typisk art för </w:t>
+      </w:r>
+      <w:r>
+        <w:rPr>
+          <w:i/>
+        </w:rPr>
+        <w:t>9010 Taiga</w:t>
+      </w:r>
+      <w:r>
+        <w:t xml:space="preserve"> (SLU Artdatabanken, 2026; Nitare &amp; Skogsstyrelsen, 2019).</w:t>
+      </w:r>
+    </w:p>
+    <w:p>
+      <w:r>
+        <w:rPr>
+          <w:b/>
+        </w:rPr>
+        <w:t>Spillkråka (§4)</w:t>
+      </w:r>
+      <w:r>
+        <w:t xml:space="preserve"> omfattas av bilaga 1 i EU:s fågeldirektiv och är typisk art för </w:t>
+      </w:r>
+      <w:r>
+        <w:rPr>
+          <w:i/>
+        </w:rPr>
+        <w:t xml:space="preserve">9010 Taiga </w:t>
+      </w:r>
+      <w:r>
+        <w:t>och</w:t>
+      </w:r>
+      <w:r>
+        <w:rPr>
+          <w:i/>
+        </w:rPr>
+        <w:t xml:space="preserve"> 9740 Skogsbevuxen myr</w:t>
+      </w:r>
+      <w:r>
+        <w:t>. Den behöver grova träd, främst tall, asp och bok som boträd. Skogsbruk med korta omloppstider och täta, homogena ungskogar utgör det största hotet. Spillkråka är en nyckelart i skogliga miljöer vars övergivna bohål utnyttjas av flera andra hålhäckande fågelarter och fladdermöss, däribland pärluggla (EN, §4), knipa (§4), salskrake (§4) och skogsduva (§4). Hökuggla (VU, §4) och slaguggla (§4) häckar ofta i högstubbar som brutits av i höjd med ett gammalt spillkråkebo (SLU Artdatabanken, 2026; Skogsstyrelsen, 2016).</w:t>
       </w:r>
     </w:p>
     <w:p>
@@ -339,7 +484,7 @@
     </w:p>
     <w:p>
       <w:r>
-        <w:t>Följande typiska arter har sina livsmiljöer och växtplatser i den avverkningsanmälda skogen: garnlav (VU, T), dropptaggsvamp (NT, T), dvärgbägarlav (NT, T), kolflarnlav (NT, T), tallticka (NT, T), tretåig hackspett (NT, T, §4), vedskivlav (NT, T) och violettgrå tagellav (NT, T).</w:t>
+        <w:t>Följande typiska arter har sina livsmiljöer och växtplatser i den avverkningsanmälda skogen: garnlav (VU, T), dropptaggsvamp (NT, T), dvärgbägarlav (NT, T), kolflarnlav (NT, T), tallticka (NT, T), tretåig hackspett (NT, T, §4), vedskivlav (NT, T), violettgrå tagellav (NT, T), mindre märgborre (S, T), stuplav (S, T) och spillkråka (T, §4).</w:t>
       </w:r>
     </w:p>
     <w:p>
@@ -406,7 +551,9 @@
         <w:pStyle w:val="Title"/>
       </w:pPr>
       <w:r>
-        <w:t>BILAGA 1 – Fridlysta arter</w:t>
+        <w:t>BILAGA 1 –</w:t>
+        <w:br/>
+        <w:t>Fridlysta och rödlistade arter</w:t>
       </w:r>
     </w:p>
     <w:p>
@@ -608,6 +755,272 @@
       </w:r>
       <w:r>
         <w:t>Acta Ornithologica 40(1): 53–60.</w:t>
+      </w:r>
+    </w:p>
+    <w:p>
+      <w:pPr>
+        <w:pStyle w:val="Heading1"/>
+      </w:pPr>
+      <w:r>
+        <w:t>Mindre märgborre – ekologi samt krav på livsmiljön</w:t>
+      </w:r>
+    </w:p>
+    <w:p>
+      <w:r>
+        <w:t xml:space="preserve">Mindre märgborre är en signalart för tallskog med höga naturvärden och kan lätt konstateras genom sina karaktäristiska måsvingeliknande gnagspår som ofta hittas på grova tallgrenar på marken. Mindre märgborre betraktas tillsammans med skarptandad barkborre som nyckelarter, eftersom en rad sällsynta efterföljande arter är beroende av deras gångsystem. Bland dessa kan nämnas åtgärdsprogramsarterna avlång barkborre (VU), </w:t>
+      </w:r>
+      <w:r>
+        <w:rPr>
+          <w:i/>
+        </w:rPr>
+        <w:t>Corticeus longulus</w:t>
+      </w:r>
+      <w:r>
+        <w:t xml:space="preserve"> (VU), tallgångbagge (VU), cholodkovskys bastborre (NT) och tallbarksvartbagge (NT) (Pettersson, 2014; Gunnarsson m fl., 1999).</w:t>
+      </w:r>
+    </w:p>
+    <w:p>
+      <w:r>
+        <w:t>Tallskogar tillhör de livsmiljöer som förändrats i stor skala, där många kvadratmil har omvandlats till unga produktionsskogar. I sådana skogar saknas förutsättningar för de ovannämnda sällsynta barkborrarna och alltmer kunskap tyder på att skogsbrukets omvandling av skogslandskapet, missgynnar åtgärdsprogrammets arter även inne i skyddade områden (Hedgren, 2012; Hedgren m.fl., 2010; Wikars m.fl., 2010; Wikars, 2009). Orsaken är sannolikt att dagens intensiva skogsbruk trivialiserar faunan på nydöda träd. Detta sker genom att generalister förökas upp i sådan grad i den brukade skogen att dessa även kommer att dominera i de för hållandevis små och fragmenterade områden som avsätts för naturvård (Appelqvist, 2005; Janzen, 1983; Ås, 1999).</w:t>
+      </w:r>
+    </w:p>
+    <w:p>
+      <w:r>
+        <w:t>Ett tydligt exempel på en generalist som gynnas av dagens skogsbruk är större märgborre på nydöd tall. Denna utvecklas förutom i vindfällen gärna i avverkningsavfall, inklusive avverkningsstubbar och röjningsstammar. Därmed har den större märgborren möjlighet att upprätthålla stora och stabila populationer på huvuddelen av landets skogsmark, vilket leder till en trivialisering av faunan. Större märgborre inverkar sannolikt direkt negativt på arter som tolvtandad barkborre (EN) och avlång barkborre (VU), och indirekt på de som är gynnade av blånadssvampar, dvs. följearter till framförallt mindre märgborre och skarptandad barkborre. De barkborrar som missgynnas av större märgborre är i mycket högre grad gynnade av tallar som dör genom självgallring, dvs. i normalfallet skog som inte används till skogsproduktion (Pettersson, 2014; Wikars, skriftl.).</w:t>
+      </w:r>
+    </w:p>
+    <w:p>
+      <w:r>
+        <w:t xml:space="preserve">Rika förekomster av främst mindre märgborre men även skarptandad barkborre är en signal för artrikedom och inventeringar har visat att det är i skogar med en naturlig självgallring som det skapas förutsättningar för dessa arter samt de efterföljande åtgärdsprogramsarterna (Pettersson, 2014; Hedgren, 2012). Tallskogar med stark förekomst av mindre märgborre och skarptandad barkborre bör avsättas som reservat. Generellt bör hänsyn tas vid slutavverkning av talldominerad skog så att avverkningsrester som gren- och toppdelar (s.k. GROT) lämnas. Mindre märgborre är typisk art för </w:t>
+      </w:r>
+      <w:r>
+        <w:rPr>
+          <w:i/>
+        </w:rPr>
+        <w:t>9060 Åsbarrskog</w:t>
+      </w:r>
+      <w:r>
+        <w:t xml:space="preserve"> (Pettersson, 2014; SLU Artdatabanken, 2026).</w:t>
+      </w:r>
+    </w:p>
+    <w:p>
+      <w:pPr>
+        <w:pStyle w:val="Heading2"/>
+      </w:pPr>
+      <w:r>
+        <w:t>Referenser – mindre märgborre</w:t>
+      </w:r>
+    </w:p>
+    <w:p>
+      <w:r>
+        <w:t xml:space="preserve">Appelqvist, T., 2005. </w:t>
+      </w:r>
+      <w:r>
+        <w:rPr>
+          <w:i/>
+        </w:rPr>
+        <w:t>Naturvårdsbiologisk forskning. Underlag för områdesskydd i landskapet.</w:t>
+      </w:r>
+      <w:r>
+        <w:t xml:space="preserve"> Naturvårdsverket, Rapport 5452.</w:t>
+      </w:r>
+    </w:p>
+    <w:p>
+      <w:r>
+        <w:t xml:space="preserve">Gunnarsson, B., Pettersson, R. B., Hake, M. och Hultengren, S. &amp; Sjöberg, K., 1999. </w:t>
+      </w:r>
+      <w:r>
+        <w:rPr>
+          <w:i/>
+        </w:rPr>
+        <w:t xml:space="preserve">Spindlar och skalbaggar som indikatorer i barrskog. </w:t>
+      </w:r>
+      <w:r>
+        <w:t>Skog &amp; Forskning, Nr. 2/99, s. 46–51.</w:t>
+      </w:r>
+    </w:p>
+    <w:p>
+      <w:r>
+        <w:t xml:space="preserve">Hedgren, O., 2012. </w:t>
+      </w:r>
+      <w:r>
+        <w:rPr>
+          <w:i/>
+        </w:rPr>
+        <w:t>Hotade insekter på tallved i Dalarna.</w:t>
+      </w:r>
+      <w:r>
+        <w:t xml:space="preserve"> Länsstyrelsen Dalarna, Naturvårdsenheten. Rapport 2012:16.</w:t>
+      </w:r>
+    </w:p>
+    <w:p>
+      <w:r>
+        <w:t xml:space="preserve">Hedgren, O. 2010. </w:t>
+      </w:r>
+      <w:r>
+        <w:rPr>
+          <w:i/>
+        </w:rPr>
+        <w:t>Vedinsekter i tallskog och på brandfält i Värmland.</w:t>
+      </w:r>
+      <w:r>
+        <w:t xml:space="preserve"> Länsstyrelsen Värmland, Stencil, 39 s.</w:t>
+      </w:r>
+    </w:p>
+    <w:p>
+      <w:r>
+        <w:t xml:space="preserve">Janzen, D. H., 1983. </w:t>
+      </w:r>
+      <w:r>
+        <w:rPr>
+          <w:i/>
+        </w:rPr>
+        <w:t>No park is an island: Increase in interference from outside as park size decreases</w:t>
+      </w:r>
+      <w:r>
+        <w:t>. Oikos 41: 402–410.</w:t>
+      </w:r>
+    </w:p>
+    <w:p>
+      <w:r>
+        <w:t xml:space="preserve">Jonsell, M., Weslien, J. &amp; Ehn ström, B., 1998. </w:t>
+      </w:r>
+      <w:r>
+        <w:rPr>
+          <w:i/>
+        </w:rPr>
+        <w:t>Substrate requirements of red-listed saproxylic invertebrates in Sweden</w:t>
+      </w:r>
+      <w:r>
+        <w:t>. Biodiversity and Conserv. 7: 749–764.</w:t>
+      </w:r>
+    </w:p>
+    <w:p>
+      <w:r>
+        <w:t xml:space="preserve">Pettersson, R. B., 2014). </w:t>
+      </w:r>
+      <w:r>
+        <w:rPr>
+          <w:i/>
+        </w:rPr>
+        <w:t>Åtgärdsprogram för skalbaggar på nyligen död tall, 2014–2018.</w:t>
+      </w:r>
+      <w:r>
+        <w:t xml:space="preserve"> Rapport 6599. Bromma: Naturvårdsverket.</w:t>
+      </w:r>
+    </w:p>
+    <w:p>
+      <w:r>
+        <w:t xml:space="preserve">SLU Artdatabanken, 2026. </w:t>
+      </w:r>
+      <w:r>
+        <w:rPr>
+          <w:i/>
+        </w:rPr>
+        <w:t xml:space="preserve">Artfaktablad. Naturvård – artfakta. </w:t>
+      </w:r>
+      <w:r>
+        <w:t>SLU Artdatabanken, Uppsala.</w:t>
+      </w:r>
+    </w:p>
+    <w:p>
+      <w:r>
+        <w:t xml:space="preserve">Wikars, L.-O., Hansson, J. &amp; Hedgren, O., 2010. </w:t>
+      </w:r>
+      <w:r>
+        <w:rPr>
+          <w:i/>
+        </w:rPr>
+        <w:t>Inventering av vedlevande skalbaggar – tallskogar i Örebro län.</w:t>
+      </w:r>
+      <w:r>
+        <w:t xml:space="preserve"> Länsstyrelsen i Örebro län, publ.nr. 2010:2.</w:t>
+      </w:r>
+    </w:p>
+    <w:p>
+      <w:r>
+        <w:t xml:space="preserve">Wikars, L.-O., 2009. </w:t>
+      </w:r>
+      <w:r>
+        <w:rPr>
+          <w:i/>
+        </w:rPr>
+        <w:t>Vedskalbaggar i Hamra nationalpark, Gävleborgs län.</w:t>
+      </w:r>
+      <w:r>
+        <w:t xml:space="preserve"> Länsstyrelsen Gävleborg, Rapport 2009:14.</w:t>
+      </w:r>
+    </w:p>
+    <w:p>
+      <w:pPr>
+        <w:pStyle w:val="Heading1"/>
+      </w:pPr>
+      <w:r>
+        <w:t>Spillkråka – ekologi samt krav på livsmiljön</w:t>
+      </w:r>
+    </w:p>
+    <w:p>
+      <w:r>
+        <w:t xml:space="preserve">Spillkråka (§4) ingår i bilaga 1 EU:s fågeldirektiv och är typisk art för </w:t>
+      </w:r>
+      <w:r>
+        <w:rPr>
+          <w:i/>
+        </w:rPr>
+        <w:t xml:space="preserve">9010 Taiga </w:t>
+      </w:r>
+      <w:r>
+        <w:t>och</w:t>
+      </w:r>
+      <w:r>
+        <w:rPr>
+          <w:i/>
+        </w:rPr>
+        <w:t xml:space="preserve"> 9740 Skogsbevuxen myr</w:t>
+      </w:r>
+      <w:r>
+        <w:t>. Den lever i både barr- och blandskog liksom i ren lövskog. De tätaste populationerna tenderar att finnas i äldre, variationsrik blandskog med gott om död ved och gamla träd. Varje par utnyttjar 400–1000 hektar skog beroende på skogens kvalitet. Skogsbruk med korta omloppstider och täta, homogena ungskogar utgör det största hotet (SLU Artdatabanken, 2026).</w:t>
+      </w:r>
+    </w:p>
+    <w:p>
+      <w:r>
+        <w:t>Spillkråka är en nyckelart i skogliga miljöer vars övergivna bohål utnyttjas av flera andra hålhäckande fågelarter och fladdermöss, däribland pärluggla (EN, §4), knipa (§4), salskrake (§4) och skogsduva (§4). Hökuggla (VU, §4) och slaguggla (§4) häckar ofta i högstubbar som brutits av i höjd med ett gammalt spillkråkebo (Skogsstyrelsen, 2016).</w:t>
+      </w:r>
+    </w:p>
+    <w:p>
+      <w:pPr>
+        <w:pStyle w:val="Heading2"/>
+      </w:pPr>
+      <w:r>
+        <w:t>Referenser – spillkråka</w:t>
+      </w:r>
+    </w:p>
+    <w:p>
+      <w:r>
+        <w:t xml:space="preserve">Skogsstyrelsen, 2016. </w:t>
+      </w:r>
+      <w:r>
+        <w:rPr>
+          <w:i/>
+        </w:rPr>
+        <w:t xml:space="preserve">Vägledning för hänsyn till spillkråka. </w:t>
+      </w:r>
+      <w:r>
+        <w:t>Vägledningar och kunskapsstöd artskydd – Skogsstyrelsen.</w:t>
+      </w:r>
+    </w:p>
+    <w:p>
+      <w:r>
+        <w:t xml:space="preserve">SLU Artdatabanken, 2026. </w:t>
+      </w:r>
+      <w:r>
+        <w:rPr>
+          <w:i/>
+        </w:rPr>
+        <w:t xml:space="preserve">Artfaktablad. Naturvård – artfakta. </w:t>
+      </w:r>
+      <w:r>
+        <w:t>SLU Artdatabanken, Uppsala.</w:t>
       </w:r>
     </w:p>
     <w:p>
@@ -986,7 +1399,7 @@
     <w:r>
       <w:tab/>
       <w:tab/>
-      <w:t>2026-06-29</w:t>
+      <w:t>2026-06-30</w:t>
       <w:br/>
       <w:br/>
     </w:r>

--- a/tillsyn/A 38648-2025 tillsynsbegäran.docx
+++ b/tillsyn/A 38648-2025 tillsynsbegäran.docx
@@ -1399,7 +1399,7 @@
     <w:r>
       <w:tab/>
       <w:tab/>
-      <w:t>2026-06-30</w:t>
+      <w:t>2026-07-01</w:t>
       <w:br/>
       <w:br/>
     </w:r>

--- a/tillsyn/A 38648-2025 tillsynsbegäran.docx
+++ b/tillsyn/A 38648-2025 tillsynsbegäran.docx
@@ -1399,7 +1399,7 @@
     <w:r>
       <w:tab/>
       <w:tab/>
-      <w:t>2026-07-01</w:t>
+      <w:t>2026-07-02</w:t>
       <w:br/>
       <w:br/>
     </w:r>

--- a/tillsyn/A 38648-2025 tillsynsbegäran.docx
+++ b/tillsyn/A 38648-2025 tillsynsbegäran.docx
@@ -1399,7 +1399,7 @@
     <w:r>
       <w:tab/>
       <w:tab/>
-      <w:t>2026-07-13</w:t>
+      <w:t>2026-07-14</w:t>
       <w:br/>
       <w:br/>
     </w:r>

--- a/tillsyn/A 38648-2025 tillsynsbegäran.docx
+++ b/tillsyn/A 38648-2025 tillsynsbegäran.docx
@@ -1399,7 +1399,7 @@
     <w:r>
       <w:tab/>
       <w:tab/>
-      <w:t>2026-07-14</w:t>
+      <w:t>2026-07-15</w:t>
       <w:br/>
       <w:br/>
     </w:r>

--- a/tillsyn/A 38648-2025 tillsynsbegäran.docx
+++ b/tillsyn/A 38648-2025 tillsynsbegäran.docx
@@ -1399,7 +1399,7 @@
     <w:r>
       <w:tab/>
       <w:tab/>
-      <w:t>2026-07-15</w:t>
+      <w:t>2026-07-16</w:t>
       <w:br/>
       <w:br/>
     </w:r>

--- a/tillsyn/A 38648-2025 tillsynsbegäran.docx
+++ b/tillsyn/A 38648-2025 tillsynsbegäran.docx
@@ -1399,7 +1399,7 @@
     <w:r>
       <w:tab/>
       <w:tab/>
-      <w:t>2026-07-16</w:t>
+      <w:t>2026-07-17</w:t>
       <w:br/>
       <w:br/>
     </w:r>

--- a/tillsyn/A 38648-2025 tillsynsbegäran.docx
+++ b/tillsyn/A 38648-2025 tillsynsbegäran.docx
@@ -1399,7 +1399,7 @@
     <w:r>
       <w:tab/>
       <w:tab/>
-      <w:t>2026-07-17</w:t>
+      <w:t>2026-07-18</w:t>
       <w:br/>
       <w:br/>
     </w:r>

--- a/tillsyn/A 38648-2025 tillsynsbegäran.docx
+++ b/tillsyn/A 38648-2025 tillsynsbegäran.docx
@@ -1399,7 +1399,7 @@
     <w:r>
       <w:tab/>
       <w:tab/>
-      <w:t>2026-07-18</w:t>
+      <w:t>2026-07-19</w:t>
       <w:br/>
       <w:br/>
     </w:r>

--- a/tillsyn/A 38648-2025 tillsynsbegäran.docx
+++ b/tillsyn/A 38648-2025 tillsynsbegäran.docx
@@ -1399,7 +1399,7 @@
     <w:r>
       <w:tab/>
       <w:tab/>
-      <w:t>2026-07-19</w:t>
+      <w:t>2026-07-20</w:t>
       <w:br/>
       <w:br/>
     </w:r>

--- a/tillsyn/A 38648-2025 tillsynsbegäran.docx
+++ b/tillsyn/A 38648-2025 tillsynsbegäran.docx
@@ -1399,7 +1399,7 @@
     <w:r>
       <w:tab/>
       <w:tab/>
-      <w:t>2026-07-20</w:t>
+      <w:t>2026-07-21</w:t>
       <w:br/>
       <w:br/>
     </w:r>

--- a/tillsyn/A 38648-2025 tillsynsbegäran.docx
+++ b/tillsyn/A 38648-2025 tillsynsbegäran.docx
@@ -1399,7 +1399,7 @@
     <w:r>
       <w:tab/>
       <w:tab/>
-      <w:t>2026-07-21</w:t>
+      <w:t>2026-07-22</w:t>
       <w:br/>
       <w:br/>
     </w:r>

--- a/tillsyn/A 38648-2025 tillsynsbegäran.docx
+++ b/tillsyn/A 38648-2025 tillsynsbegäran.docx
@@ -1399,7 +1399,7 @@
     <w:r>
       <w:tab/>
       <w:tab/>
-      <w:t>2026-07-22</w:t>
+      <w:t>2026-07-23</w:t>
       <w:br/>
       <w:br/>
     </w:r>

--- a/tillsyn/A 38648-2025 tillsynsbegäran.docx
+++ b/tillsyn/A 38648-2025 tillsynsbegäran.docx
@@ -1399,7 +1399,7 @@
     <w:r>
       <w:tab/>
       <w:tab/>
-      <w:t>2026-07-23</w:t>
+      <w:t>2026-07-24</w:t>
       <w:br/>
       <w:br/>
     </w:r>

--- a/tillsyn/A 38648-2025 tillsynsbegäran.docx
+++ b/tillsyn/A 38648-2025 tillsynsbegäran.docx
@@ -1399,7 +1399,7 @@
     <w:r>
       <w:tab/>
       <w:tab/>
-      <w:t>2026-07-24</w:t>
+      <w:t>2026-07-25</w:t>
       <w:br/>
       <w:br/>
     </w:r>

--- a/tillsyn/A 38648-2025 tillsynsbegäran.docx
+++ b/tillsyn/A 38648-2025 tillsynsbegäran.docx
@@ -1399,7 +1399,7 @@
     <w:r>
       <w:tab/>
       <w:tab/>
-      <w:t>2026-07-25</w:t>
+      <w:t>2026-07-26</w:t>
       <w:br/>
       <w:br/>
     </w:r>

--- a/tillsyn/A 38648-2025 tillsynsbegäran.docx
+++ b/tillsyn/A 38648-2025 tillsynsbegäran.docx
@@ -1399,7 +1399,7 @@
     <w:r>
       <w:tab/>
       <w:tab/>
-      <w:t>2026-07-26</w:t>
+      <w:t>2026-07-27</w:t>
       <w:br/>
       <w:br/>
     </w:r>

--- a/tillsyn/A 38648-2025 tillsynsbegäran.docx
+++ b/tillsyn/A 38648-2025 tillsynsbegäran.docx
@@ -1399,7 +1399,7 @@
     <w:r>
       <w:tab/>
       <w:tab/>
-      <w:t>2026-07-27</w:t>
+      <w:t>2026-07-28</w:t>
       <w:br/>
       <w:br/>
     </w:r>

--- a/tillsyn/A 38648-2025 tillsynsbegäran.docx
+++ b/tillsyn/A 38648-2025 tillsynsbegäran.docx
@@ -1399,7 +1399,7 @@
     <w:r>
       <w:tab/>
       <w:tab/>
-      <w:t>2026-07-28</w:t>
+      <w:t>2026-07-29</w:t>
       <w:br/>
       <w:br/>
     </w:r>

--- a/tillsyn/A 38648-2025 tillsynsbegäran.docx
+++ b/tillsyn/A 38648-2025 tillsynsbegäran.docx
@@ -1399,7 +1399,7 @@
     <w:r>
       <w:tab/>
       <w:tab/>
-      <w:t>2026-07-29</w:t>
+      <w:t>2026-07-30</w:t>
       <w:br/>
       <w:br/>
     </w:r>

--- a/tillsyn/A 38648-2025 tillsynsbegäran.docx
+++ b/tillsyn/A 38648-2025 tillsynsbegäran.docx
@@ -1399,7 +1399,7 @@
     <w:r>
       <w:tab/>
       <w:tab/>
-      <w:t>2026-07-30</w:t>
+      <w:t>2026-07-31</w:t>
       <w:br/>
       <w:br/>
     </w:r>

--- a/tillsyn/A 38648-2025 tillsynsbegäran.docx
+++ b/tillsyn/A 38648-2025 tillsynsbegäran.docx
@@ -1399,7 +1399,7 @@
     <w:r>
       <w:tab/>
       <w:tab/>
-      <w:t>2026-07-31</w:t>
+      <w:t>2026-08-01</w:t>
       <w:br/>
       <w:br/>
     </w:r>

--- a/tillsyn/A 38648-2025 tillsynsbegäran.docx
+++ b/tillsyn/A 38648-2025 tillsynsbegäran.docx
@@ -1399,7 +1399,7 @@
     <w:r>
       <w:tab/>
       <w:tab/>
-      <w:t>2026-08-01</w:t>
+      <w:t>2026-08-02</w:t>
       <w:br/>
       <w:br/>
     </w:r>

--- a/tillsyn/A 38648-2025 tillsynsbegäran.docx
+++ b/tillsyn/A 38648-2025 tillsynsbegäran.docx
@@ -1399,7 +1399,7 @@
     <w:r>
       <w:tab/>
       <w:tab/>
-      <w:t>2026-08-02</w:t>
+      <w:t>2026-08-03</w:t>
       <w:br/>
       <w:br/>
     </w:r>

--- a/tillsyn/A 38648-2025 tillsynsbegäran.docx
+++ b/tillsyn/A 38648-2025 tillsynsbegäran.docx
@@ -1399,7 +1399,7 @@
     <w:r>
       <w:tab/>
       <w:tab/>
-      <w:t>2026-08-03</w:t>
+      <w:t>2026-08-05</w:t>
       <w:br/>
       <w:br/>
     </w:r>

--- a/tillsyn/A 38648-2025 tillsynsbegäran.docx
+++ b/tillsyn/A 38648-2025 tillsynsbegäran.docx
@@ -1399,7 +1399,7 @@
     <w:r>
       <w:tab/>
       <w:tab/>
-      <w:t>2026-08-05</w:t>
+      <w:t>2026-08-07</w:t>
       <w:br/>
       <w:br/>
     </w:r>

--- a/tillsyn/A 38648-2025 tillsynsbegäran.docx
+++ b/tillsyn/A 38648-2025 tillsynsbegäran.docx
@@ -1399,7 +1399,7 @@
     <w:r>
       <w:tab/>
       <w:tab/>
-      <w:t>2026-08-07</w:t>
+      <w:t>2026-08-08</w:t>
       <w:br/>
       <w:br/>
     </w:r>

--- a/tillsyn/A 38648-2025 tillsynsbegäran.docx
+++ b/tillsyn/A 38648-2025 tillsynsbegäran.docx
@@ -60,7 +60,7 @@
         <w:spacing w:after="240"/>
       </w:pPr>
       <w:r>
-        <w:t>Figur 1. Fyndplatser för naturvårdsarter i och inom 23 meter från avverkningsanmälan. Markörer utan svart kant är placerade på fyndplatsen. Markörer med svart kant är placerade vid sidan av fyndplatsen har ett svart streck som visar fyndplatsens exakta position. Kartans mittpunktskoordinat är N 6825254, E 488368 i SWEREF 99 TM.</w:t>
+        <w:t>Figur 1. Fyndplatser för naturvårdsarter i och inom 23 meter från avverkningsanmälan. Markörer utan svart kant är placerade på fyndplatsen. Markörer med svart kant är placerade vid sidan av fyndplatsen och har ett svart streck som visar fyndplatsens exakta position. Kartans mittpunktskoordinat är N 6825254, E 488368 i SWEREF 99 TM.</w:t>
       </w:r>
     </w:p>
     <w:p>
@@ -1399,7 +1399,7 @@
     <w:r>
       <w:tab/>
       <w:tab/>
-      <w:t>2026-08-14</w:t>
+      <w:t>2026-08-15</w:t>
       <w:br/>
       <w:br/>
     </w:r>

--- a/tillsyn/A 38648-2025 tillsynsbegäran.docx
+++ b/tillsyn/A 38648-2025 tillsynsbegäran.docx
@@ -1399,7 +1399,7 @@
     <w:r>
       <w:tab/>
       <w:tab/>
-      <w:t>2026-08-15</w:t>
+      <w:t>2026-08-16</w:t>
       <w:br/>
       <w:br/>
     </w:r>

--- a/tillsyn/A 38648-2025 tillsynsbegäran.docx
+++ b/tillsyn/A 38648-2025 tillsynsbegäran.docx
@@ -1399,7 +1399,7 @@
     <w:r>
       <w:tab/>
       <w:tab/>
-      <w:t>2026-08-16</w:t>
+      <w:t>2026-08-17</w:t>
       <w:br/>
       <w:br/>
     </w:r>

--- a/tillsyn/A 38648-2025 tillsynsbegäran.docx
+++ b/tillsyn/A 38648-2025 tillsynsbegäran.docx
@@ -1399,7 +1399,7 @@
     <w:r>
       <w:tab/>
       <w:tab/>
-      <w:t>2026-08-17</w:t>
+      <w:t>2026-08-18</w:t>
       <w:br/>
       <w:br/>
     </w:r>

--- a/tillsyn/A 38648-2025 tillsynsbegäran.docx
+++ b/tillsyn/A 38648-2025 tillsynsbegäran.docx
@@ -1399,7 +1399,7 @@
     <w:r>
       <w:tab/>
       <w:tab/>
-      <w:t>2026-08-18</w:t>
+      <w:t>2026-08-19</w:t>
       <w:br/>
       <w:br/>
     </w:r>

--- a/tillsyn/A 38648-2025 tillsynsbegäran.docx
+++ b/tillsyn/A 38648-2025 tillsynsbegäran.docx
@@ -1399,7 +1399,7 @@
     <w:r>
       <w:tab/>
       <w:tab/>
-      <w:t>2026-08-19</w:t>
+      <w:t>2026-08-20</w:t>
       <w:br/>
       <w:br/>
     </w:r>

--- a/tillsyn/A 38648-2025 tillsynsbegäran.docx
+++ b/tillsyn/A 38648-2025 tillsynsbegäran.docx
@@ -1399,7 +1399,7 @@
     <w:r>
       <w:tab/>
       <w:tab/>
-      <w:t>2026-08-20</w:t>
+      <w:t>2026-08-21</w:t>
       <w:br/>
       <w:br/>
     </w:r>

--- a/tillsyn/A 38648-2025 tillsynsbegäran.docx
+++ b/tillsyn/A 38648-2025 tillsynsbegäran.docx
@@ -1399,7 +1399,7 @@
     <w:r>
       <w:tab/>
       <w:tab/>
-      <w:t>2026-08-21</w:t>
+      <w:t>2026-08-22</w:t>
       <w:br/>
       <w:br/>
     </w:r>
